--- a/deliverables/article_eastern_shore_post_v1.docx
+++ b/deliverables/article_eastern_shore_post_v1.docx
@@ -184,7 +184,7 @@
         <w:pStyle w:val="BodyText"/>
       </w:pPr>
       <w:r>
-        <w:t xml:space="preserve">That’s not a tourism brochure. That’s an industry. Virginia shellfish farmers brought in about $81 million in direct sales last year, more than half again what they earned just six years ago, and roughly 99 percent of the state’s hard-clam harvest comes off these two counties [1]. More than 700 people on the Shore make their living from it [1]. The seaside seagrass restoration — about 10,000 acres of eelgrass replanted in South Bay, Cobb Bay, Hog Island Bay, and Spider Crab Bay — is the largest successful seagrass comeback in the world [2]. Bay scallops, gone from these waters since 1933, are back and breeding because of it [3].</w:t>
+        <w:t xml:space="preserve">That’s not a tourism brochure. That’s an industry. Virginia shellfish farmers brought in about $81 million in direct sales last year, more than half again what they earned just six years ago, and roughly 99 percent of the state’s hard-clam harvest comes off these two counties [1]. More than 700 people on the Shore make their living from it [1]. The seaside seagrass restoration — nearly 9,000 acres of eelgrass grown from more than 70 million seeds in South Bay, Cobb Bay, Hog Island Bay, and Spider Crab Bay — is the largest successful seagrass comeback in the world [2]. Bay scallops, gone from these waters since 1933, are back and breeding because of it [3].</w:t>
       </w:r>
     </w:p>
     <w:p>
@@ -1655,7 +1655,7 @@
         <w:pStyle w:val="Compact"/>
       </w:pPr>
       <w:r>
-        <w:t xml:space="preserve">Numbers used in the article come from the scholarly synthesis: $81M and 700 jobs from Pathway 4; ~10,000 acres restored seagrass and ~240 ha/yr expansion from Pathway 3b; 80 percent groundwater-fed creeks from Pathway 2; 18,000 ESVA septic systems from the project proposal; 25 percent letter response rate from VDH meeting notes; closure exceedance from 7 percent dry to ~37 percent post-rain from Zimmer-Faust et al. 2018 in Pathway 4; pump-out cost and replacement-cost ratio from the prior</w:t>
+        <w:t xml:space="preserve">Numbers used in the article come from the scholarly synthesis: $81M and 700 jobs from Pathway 4; 3,612 ha (~8,900 acres) restored seagrass and ~240 ha/yr expansion from Pathway 3b (Orth et al. 2020); 80 percent groundwater-fed creeks from Pathway 2; 18,000 ESVA septic systems from the project proposal; 25 percent letter response rate from VDH meeting notes; closure exceedance from 7 percent dry to ~37 percent post-rain from Zimmer-Faust et al. 2018 in Pathway 4; pump-out cost and replacement-cost ratio from the prior</w:t>
       </w:r>
       <w:r>
         <w:t xml:space="preserve"> </w:t>

--- a/deliverables/article_eastern_shore_post_v1.docx
+++ b/deliverables/article_eastern_shore_post_v1.docx
@@ -200,15 +200,31 @@
         <w:pStyle w:val="BodyText"/>
       </w:pPr>
       <w:r>
-        <w:t xml:space="preserve">The Eastern Shore sits on a single shallow aquifer — the same water your well draws from is the same water your drainfield empties into [4]. About eighty percent of the water flowing through Accomack County’s tidal creeks comes up out of the ground, not down out of the sky [5]. So when a septic system isn’t working right, what leaks out doesn’t stay at your property. It moves through the sand and the gravel and a few months or a few years later it shows up in a creek mouth, in an oyster lease, in a clam bed, or in a brown haze of algae over an eelgrass meadow.</w:t>
-      </w:r>
-    </w:p>
-    <w:p>
-      <w:pPr>
-        <w:pStyle w:val="BodyText"/>
-      </w:pPr>
-      <w:r>
-        <w:t xml:space="preserve">Researchers at the Virginia Institute of Marine Science, the University of Virginia, the Virginia Coast Reserve, and Eastern Shore Community College have spent the last few years putting numbers on this. The picture is consistent. Where there’s a lot of older septic on the Shore, there’s more nitrogen in the creeks, more bacteria after rainstorms, more closed shellfish days, and less margin of safety for the eelgrass meadow that holds the whole seaside system together. The closure maps and the failing-septic maps line up almost exactly — at Oyster, at Wachapreague, at Quinby, at Saxis, at Chincoteague, at Cape Charles [6]. The Virginia Department of Health watches its shellfish water-quality numbers rise from about seven percent over the limit on dry days to nearly forty percent over the limit after an inch of rain [7]. Headwater creeks can be closed sixty days a year in a wet year [6].</w:t>
+        <w:t xml:space="preserve">The Eastern Shore sits on a single shallow aquifer — the same water your well draws from is the same water your drainfield empties into [4]. About eighty percent of the</w:t>
+      </w:r>
+      <w:r>
+        <w:t xml:space="preserve"> </w:t>
+      </w:r>
+      <w:r>
+        <w:rPr>
+          <w:iCs/>
+          <w:i/>
+        </w:rPr>
+        <w:t xml:space="preserve">fresh</w:t>
+      </w:r>
+      <w:r>
+        <w:t xml:space="preserve"> </w:t>
+      </w:r>
+      <w:r>
+        <w:t xml:space="preserve">water reaching Accomack County’s tidal creeks comes up out of the ground rather than down out of the sky [5]. So when a septic system isn’t working right, what leaks out doesn’t stay at your property. It moves through the sand and the gravel and a few months or a few years later it shows up in a creek mouth, in an oyster lease, in a clam bed, or in a brown haze of algae over an eelgrass meadow.</w:t>
+      </w:r>
+    </w:p>
+    <w:p>
+      <w:pPr>
+        <w:pStyle w:val="BodyText"/>
+      </w:pPr>
+      <w:r>
+        <w:t xml:space="preserve">Researchers at the Virginia Institute of Marine Science, the University of Virginia, the Virginia Coast Reserve, and Eastern Shore Community College have spent the last few years putting numbers on this. The picture is consistent. Where there’s a lot of older septic on the Shore, there’s more nitrogen in the creeks, more bacteria after rainstorms, more closed shellfish days, and less margin of safety for the eelgrass meadow that holds the whole seaside system together. The low-lying unsewered communities — Oyster, Wachapreague, Quinby, Saxis, Chincoteague, Cape Charles — are the places where vulnerable septic systems and shellfish waters sit closest together [6]. Across Maryland’s Chesapeake shellfish waters, bacteria readings over the limit jump from about seven percent in drier conditions to nearly forty percent after an inch of rain [7]. Nobody has yet measured how much of that contamination on our own Shore comes from septic systems rather than wildlife, livestock or stormwater — which is exactly the question this project is trying to answer.</w:t>
       </w:r>
     </w:p>
     <w:p>
@@ -1006,7 +1022,7 @@
         <w:t xml:space="preserve"> </w:t>
       </w:r>
       <w:r>
-        <w:t xml:space="preserve">Zimmer-Faust AG, Thulsiraj V, Lamparello C, Williams M, Jay JA. 2018. Precipitation thresholds for fecal bacterial indicators in the Chesapeake Bay.</w:t>
+        <w:t xml:space="preserve">Leight, A.K. &amp; R. Hood Thulsiraj V, Lamparello C, Williams M, Jay JA. 2018. Precipitation thresholds for fecal bacterial indicators in the Chesapeake Bay [Maryland shellfish waters; fecal source not apportioned].</w:t>
       </w:r>
       <w:r>
         <w:t xml:space="preserve"> </w:t>
@@ -1655,7 +1671,7 @@
         <w:pStyle w:val="Compact"/>
       </w:pPr>
       <w:r>
-        <w:t xml:space="preserve">Numbers used in the article come from the scholarly synthesis: $81M and 700 jobs from Pathway 4; 3,612 ha (~8,900 acres) restored seagrass and ~240 ha/yr expansion from Pathway 3b (Orth et al. 2020); 80 percent groundwater-fed creeks from Pathway 2; 18,000 ESVA septic systems from the project proposal; 25 percent letter response rate from VDH meeting notes; closure exceedance from 7 percent dry to ~37 percent post-rain from Zimmer-Faust et al. 2018 in Pathway 4; pump-out cost and replacement-cost ratio from the prior</w:t>
+        <w:t xml:space="preserve">Numbers used in the article come from the scholarly synthesis: $81M and 700 jobs from Pathway 4; 3,612 ha (~8,900 acres) restored seagrass and ~240 ha/yr expansion from Pathway 3b (Orth et al. 2020); 80 percent groundwater-fed creeks from Pathway 2; 18,000 ESVA septic systems from the project proposal; 25 percent letter response rate from VDH meeting notes; closure exceedance from 7 percent dry to ~37 percent post-rain from Leight &amp; Hood 2018 in Pathway 4; pump-out cost and replacement-cost ratio from the prior</w:t>
       </w:r>
       <w:r>
         <w:t xml:space="preserve"> </w:t>
